--- a/doc/The_Daily_Surface_Notes.docx
+++ b/doc/The_Daily_Surface_Notes.docx
@@ -33,7 +33,7 @@
           <w:sz w:val="20"/>
           <w:szCs w:val="20"/>
         </w:rPr>
-        <w:t xml:space="preserve">Generated 20260703a</w:t>
+        <w:t xml:space="preserve">Generated 20260705a</w:t>
       </w:r>
       <w:r>
         <w:rPr>
@@ -100,6 +100,233 @@
           <w:szCs w:val="21"/>
         </w:rPr>
         <w:t xml:space="preserve">▲ Newest entries insert here, directly below this line. ▲</w:t>
+      </w:r>
+    </w:p>
+    <w:p>
+      <w:pPr>
+        <w:pStyle w:val="Heading1"/>
+        <w:pBdr>
+          <w:bottom w:val="single" w:color="888888" w:sz="6" w:space="2"/>
+        </w:pBdr>
+        <w:spacing w:after="100" w:before="320"/>
+      </w:pPr>
+      <w:r>
+        <w:rPr>
+          <w:b/>
+          <w:bCs/>
+          <w:color w:val="1a1a1a"/>
+          <w:sz w:val="30"/>
+          <w:szCs w:val="30"/>
+        </w:rPr>
+        <w:t xml:space="preserve">Entry — July 5, 2026: Google Calendar integration — reading, in-progress handling, collisions, and all-day flags (v0.3.1–v0.4.1)</w:t>
+      </w:r>
+    </w:p>
+    <w:p>
+      <w:pPr>
+        <w:spacing w:after="140" w:before="60"/>
+        <w:jc w:val="left"/>
+      </w:pPr>
+      <w:r>
+        <w:rPr>
+          <w:i/>
+          <w:iCs/>
+          <w:color w:val="666666"/>
+          <w:sz w:val="21"/>
+          <w:szCs w:val="21"/>
+        </w:rPr>
+        <w:t xml:space="preserve">The daily-surface project slice of the July 5 session. The program Notes carries the full session record including program-level process decisions; this entry carries the project's code and design detail. The calendar layer went from proven-setup to a working melded surface showing the real day.</w:t>
+      </w:r>
+    </w:p>
+    <w:p>
+      <w:pPr>
+        <w:pStyle w:val="Heading2"/>
+        <w:spacing w:after="60" w:before="220"/>
+      </w:pPr>
+      <w:r>
+        <w:rPr>
+          <w:b/>
+          <w:bCs/>
+          <w:color w:val="333333"/>
+          <w:sz w:val="24"/>
+          <w:szCs w:val="24"/>
+        </w:rPr>
+        <w:t xml:space="preserve">Reading folded in (v0.3.1)</w:t>
+      </w:r>
+    </w:p>
+    <w:p>
+      <w:pPr>
+        <w:spacing w:after="140"/>
+      </w:pPr>
+      <w:r>
+        <w:t xml:space="preserve">A GCal read module (GIS token flow, proven July 4) on top of v0.2.15. The "Connect Calendar" control authorizes once, fetches today's timed events from the curated calendar set (Mark's primary + Anastasia's shared), and feeds them to the proportional canvas, replacing the retired Supabase stub appointments. The integration point is clean: the canvas consumes {id,title,start,end,prep,travel,...}, so swapping the source from Supabase to Google changed only what feeds it — the canvas rendering was untouched. Each event carries source-calendar owner ("me"/"her") from calendar id (not color — color is undisciplined), plus prep/travel from extendedProperties, location, description. Labeled v0.3.1 to avoid a naming collision with an earlier mislabeled commit.</w:t>
+      </w:r>
+    </w:p>
+    <w:p>
+      <w:pPr>
+        <w:pStyle w:val="Heading2"/>
+        <w:spacing w:after="60" w:before="220"/>
+      </w:pPr>
+      <w:r>
+        <w:rPr>
+          <w:b/>
+          <w:bCs/>
+          <w:color w:val="333333"/>
+          <w:sz w:val="24"/>
+          <w:szCs w:val="24"/>
+        </w:rPr>
+        <w:t xml:space="preserve">Honest default prep/travel (v0.3.2)</w:t>
+      </w:r>
+    </w:p>
+    <w:p>
+      <w:pPr>
+        <w:spacing w:after="140"/>
+      </w:pPr>
+      <w:r>
+        <w:t xml:space="preserve">Google Calendar has no prep/travel fields; every imported event arrives without them. Rendering as zero-buffer made the day look falsely empty and defeated accurate day-estimation. Absent prep/travel does not mean zero — it means Google is deficient and could not say — so the app assumes a realistic default (15 prep / 30 travel, tuned from an initial 30/30) as named constants, applied at display, never written back (Google stays read-only). Map-versus-territory: the real day has prep and travel; the Google event is a deficient map that omits them; the app renders the territory.</w:t>
+      </w:r>
+    </w:p>
+    <w:p>
+      <w:pPr>
+        <w:pStyle w:val="Heading2"/>
+        <w:spacing w:after="60" w:before="220"/>
+      </w:pPr>
+      <w:r>
+        <w:rPr>
+          <w:b/>
+          <w:bCs/>
+          <w:color w:val="333333"/>
+          <w:sz w:val="24"/>
+          <w:szCs w:val="24"/>
+        </w:rPr>
+        <w:t xml:space="preserve">In-progress event handling (v0.3.3) and the floating now-bar (v0.3.4)</w:t>
+      </w:r>
+    </w:p>
+    <w:p>
+      <w:pPr>
+        <w:spacing w:after="140"/>
+      </w:pPr>
+      <w:r>
+        <w:t xml:space="preserve">An in-progress event (started ≤ now, ends &gt; now) has prep/travel suppressed — spent, past, meaningless for a meeting you are in — fixing a layout corruption where past-anchored prep/travel segments clipped and stacked at the top. Segment labels bound to their event ("Prep: Test2"). Then the deeper anchoring fix: previously "now" was pinned to the canvas top; an underway event got clipped, losing the context of what you are inside. Now, when exactly one event is in progress, the canvas origin backs up to that event's start, the event renders in full, and the now-bar floats to its true position within it. Nothing older than the in-progress event's start shows. Task scheduling still anchors at now (nothing schedules into the past); only the display window extends back — the "schedule from now, display from earlier" separation kept it from being a rewrite. Event-only: a task in progress does not trigger it (a task is flexible time that re-packs from now; an event is a fixed commitment you can be partway through). All other cases (zero or multiple in-progress) fall back to now-at-top.</w:t>
+      </w:r>
+    </w:p>
+    <w:p>
+      <w:pPr>
+        <w:pStyle w:val="Heading2"/>
+        <w:spacing w:after="60" w:before="220"/>
+      </w:pPr>
+      <w:r>
+        <w:rPr>
+          <w:b/>
+          <w:bCs/>
+          <w:color w:val="333333"/>
+          <w:sz w:val="24"/>
+          <w:szCs w:val="24"/>
+        </w:rPr>
+        <w:t xml:space="preserve">15-minute tick marks (v0.3.5)</w:t>
+      </w:r>
+    </w:p>
+    <w:p>
+      <w:pPr>
+        <w:spacing w:after="140"/>
+      </w:pPr>
+      <w:r>
+        <w:t xml:space="preserve">Short left-axis marks at :15/:30/:45 (hours keep full lines) so event durations can be counted in quarter-hour units by eye rather than calculated against the hour grid — scanner relief.</w:t>
+      </w:r>
+    </w:p>
+    <w:p>
+      <w:pPr>
+        <w:pStyle w:val="Heading2"/>
+        <w:spacing w:after="60" w:before="220"/>
+      </w:pPr>
+      <w:r>
+        <w:rPr>
+          <w:b/>
+          <w:bCs/>
+          <w:color w:val="333333"/>
+          <w:sz w:val="24"/>
+          <w:szCs w:val="24"/>
+        </w:rPr>
+        <w:t xml:space="preserve">Owner colors, tuned by seeing it live (v0.3.6–v0.3.9)</w:t>
+      </w:r>
+    </w:p>
+    <w:p>
+      <w:pPr>
+        <w:spacing w:after="140"/>
+      </w:pPr>
+      <w:r>
+        <w:t xml:space="preserve">Reserved-block colors became owner-driven via a single named OWNER_PALETTE constant (source-calendar→visual-treatment; developer constant, not a user setting). Mark keeps the warm family (yellow prep → orange travel → green event); Anastasia got a fuchsia family. A scanner-legibility principle emerged and was applied — one signal per channel: hatching signals prep-vs-travel, so hatch text is pure black (no tinted ink as a competing signal); event blocks are fully saturated with white text like task blocks, so they read as confirmed rather than tentative (a desaturated block made the scanner stop to check if it was real). Mark's green set to Crayola green (#1CAC78); Anastasia chose her own event color (#EC5F9A) from a rendered swatch range. Bright-primary palette intentional for now (emphasis + debugging); refinement and possible per-user color settings deferred.</w:t>
+      </w:r>
+    </w:p>
+    <w:p>
+      <w:pPr>
+        <w:pStyle w:val="Heading2"/>
+        <w:spacing w:after="60" w:before="220"/>
+      </w:pPr>
+      <w:r>
+        <w:rPr>
+          <w:b/>
+          <w:bCs/>
+          <w:color w:val="333333"/>
+          <w:sz w:val="24"/>
+          <w:szCs w:val="24"/>
+        </w:rPr>
+        <w:t xml:space="preserve">Event collision columns (v0.4.0)</w:t>
+      </w:r>
+    </w:p>
+    <w:p>
+      <w:pPr>
+        <w:spacing w:after="140"/>
+      </w:pPr>
+      <w:r>
+        <w:t xml:space="preserve">The largest layout change since the proportional canvas. Events whose full reserved blocks (prep+travel+event) overlap in time render side-by-side: Mark left, Anastasia right, so column position signals ownership alongside color. A transitive grouping pass finds connected overlap clusters; within a cluster, owner determines side (me→left half, her→right half), same-owner events subdivide their side, non-overlapping events stay full width. Collision trigger settled as full-reserved-block overlap treated uniformly (a travel-time clash counts, not just solid-event overlap — travel genuinely conflicts with her event for the day). Responsive via calc-based CSS. Built for the common two-owner case, degrading gracefully for rare same-owner/three-way (more truncation; tap-to-remedy later) rather than engineering N-way. Deferred: two simultaneous in-progress events (tangles with the now-bar float; falls back to now-at-top).</w:t>
+      </w:r>
+    </w:p>
+    <w:p>
+      <w:pPr>
+        <w:pStyle w:val="Heading2"/>
+        <w:spacing w:after="60" w:before="220"/>
+      </w:pPr>
+      <w:r>
+        <w:rPr>
+          <w:b/>
+          <w:bCs/>
+          <w:color w:val="333333"/>
+          <w:sz w:val="24"/>
+          <w:szCs w:val="24"/>
+        </w:rPr>
+        <w:t xml:space="preserve">All-day flag band (v0.4.1)</w:t>
+      </w:r>
+    </w:p>
+    <w:p>
+      <w:pPr>
+        <w:spacing w:after="140"/>
+      </w:pPr>
+      <w:r>
+        <w:t xml:space="preserve">All-day events (date-only, e.g. Anastasia's "MOFF" = Mark's O'Reilly day off) are day-level flags, not timed blocks — no start/end, so not on the timeline. Previously discarded; now collected separately (fetch returns {timed, allDay}) and rendered as compact owner-colored chips in a band above the canvas, each with an M/A owner mark, titles truncating. Band appears only when all-day events exist today.</w:t>
+      </w:r>
+    </w:p>
+    <w:p>
+      <w:pPr>
+        <w:pStyle w:val="Heading2"/>
+        <w:spacing w:after="60" w:before="220"/>
+      </w:pPr>
+      <w:r>
+        <w:rPr>
+          <w:b/>
+          <w:bCs/>
+          <w:color w:val="333333"/>
+          <w:sz w:val="24"/>
+          <w:szCs w:val="24"/>
+        </w:rPr>
+        <w:t xml:space="preserve">State and remaining backlog</w:t>
+      </w:r>
+    </w:p>
+    <w:p>
+      <w:pPr>
+        <w:spacing w:after="140"/>
+      </w:pPr>
+      <w:r>
+        <w:t xml:space="preserve">The melded reading surface is complete and verified on real data. Remaining backlog (unnumbered): single-tap read-only detail popup (truncation remedy for narrow collision columns); event edit/create write surface (the write path — refine prep/travel per event, create from the surface, edit timing-less events); review-past-events button (deferred until workday events exist on the calendar; must avoid scroll-within-a-scroll — a separate mode, not a nested scroll). The write path is the significant remaining piece; everything so far is read-side.</w:t>
       </w:r>
     </w:p>
     <w:p>
